--- a/oracle_database.docx
+++ b/oracle_database.docx
@@ -2,6 +2,643 @@
 <file path=word/document.xml><?xml version="1.0" encoding="utf-8"?>
 <w:document xmlns:wpc="http://schemas.microsoft.com/office/word/2010/wordprocessingCanvas" xmlns:cx="http://schemas.microsoft.com/office/drawing/2014/chartex" xmlns:cx1="http://schemas.microsoft.com/office/drawing/2015/9/8/chartex" xmlns:cx2="http://schemas.microsoft.com/office/drawing/2015/10/21/chartex" xmlns:cx3="http://schemas.microsoft.com/office/drawing/2016/5/9/chartex" xmlns:cx4="http://schemas.microsoft.com/office/drawing/2016/5/10/chartex" xmlns:cx5="http://schemas.microsoft.com/office/drawing/2016/5/11/chartex" xmlns:cx6="http://schemas.microsoft.com/office/drawing/2016/5/12/chartex" xmlns:cx7="http://schemas.microsoft.com/office/drawing/2016/5/13/chartex" xmlns:cx8="http://schemas.microsoft.com/office/drawing/2016/5/14/chartex" xmlns:mc="http://schemas.openxmlformats.org/markup-compatibility/2006" xmlns:aink="http://schemas.microsoft.com/office/drawing/2016/ink" xmlns:am3d="http://schemas.microsoft.com/office/drawing/2017/model3d" xmlns:o="urn:schemas-microsoft-com:office:office" xmlns:oel="http://schemas.microsoft.com/office/2019/extlst" xmlns:r="http://schemas.openxmlformats.org/officeDocument/2006/relationships" xmlns:m="http://schemas.openxmlformats.org/officeDocument/2006/math" xmlns:v="urn:schemas-microsoft-com:vml" xmlns:wp14="http://schemas.microsoft.com/office/word/2010/wordprocessingDrawing" xmlns:wp="http://schemas.openxmlformats.org/drawingml/2006/wordprocessingDrawing" xmlns:w10="urn:schemas-microsoft-com:office:word" xmlns:w="http://schemas.openxmlformats.org/wordprocessingml/2006/main" xmlns:w14="http://schemas.microsoft.com/office/word/2010/wordml" xmlns:w15="http://schemas.microsoft.com/office/word/2012/wordml" xmlns:w16cex="http://schemas.microsoft.com/office/word/2018/wordml/cex" xmlns:w16cid="http://schemas.microsoft.com/office/word/2016/wordml/cid" xmlns:w16="http://schemas.microsoft.com/office/word/2018/wordml" xmlns:w16du="http://schemas.microsoft.com/office/word/2023/wordml/word16du" xmlns:w16sdtdh="http://schemas.microsoft.com/office/word/2020/wordml/sdtdatahash" xmlns:w16sdtfl="http://schemas.microsoft.com/office/word/2024/wordml/sdtformatlock" xmlns:w16se="http://schemas.microsoft.com/office/word/2015/wordml/symex" xmlns:wpg="http://schemas.microsoft.com/office/word/2010/wordprocessingGroup" xmlns:wpi="http://schemas.microsoft.com/office/word/2010/wordprocessingInk" xmlns:wne="http://schemas.microsoft.com/office/word/2006/wordml" xmlns:wps="http://schemas.microsoft.com/office/word/2010/wordprocessingShape" mc:Ignorable="w14 w15 w16se w16cid w16 w16cex w16sdtdh w16sdtfl w16du wp14">
   <w:body>
+    <w:p>
+      <w:pPr>
+        <w:pStyle w:val="Heading3"/>
+      </w:pPr>
+      <w:r>
+        <w:t xml:space="preserve">Một số lệnh cơ bản </w:t>
+      </w:r>
+    </w:p>
+    <w:p>
+      <w:pPr>
+        <w:pStyle w:val="Heading4"/>
+      </w:pPr>
+      <w:r>
+        <w:t>Tạo và gán quyền user</w:t>
+      </w:r>
+    </w:p>
+    <w:tbl>
+      <w:tblPr>
+        <w:tblStyle w:val="TableGrid"/>
+        <w:tblW w:w="0" w:type="auto"/>
+        <w:tblLook w:val="04A0" w:firstRow="1" w:lastRow="0" w:firstColumn="1" w:lastColumn="0" w:noHBand="0" w:noVBand="1"/>
+      </w:tblPr>
+      <w:tblGrid>
+        <w:gridCol w:w="9350"/>
+      </w:tblGrid>
+      <w:tr>
+        <w:tc>
+          <w:tcPr>
+            <w:tcW w:w="9350" w:type="dxa"/>
+          </w:tcPr>
+          <w:p>
+            <w:r>
+              <w:t>//</w:t>
+            </w:r>
+          </w:p>
+          <w:p>
+            <w:pPr>
+              <w:shd w:val="clear" w:color="auto" w:fill="FFFFFF"/>
+              <w:spacing w:line="285" w:lineRule="atLeast"/>
+              <w:jc w:val="left"/>
+              <w:rPr>
+                <w:rFonts w:ascii="Consolas" w:eastAsia="Times New Roman" w:hAnsi="Consolas" w:cs="Times New Roman"/>
+                <w:color w:val="000000"/>
+                <w:kern w:val="0"/>
+                <w:sz w:val="21"/>
+                <w:szCs w:val="21"/>
+                <w14:ligatures w14:val="none"/>
+              </w:rPr>
+            </w:pPr>
+            <w:r>
+              <w:rPr>
+                <w:rFonts w:ascii="Consolas" w:eastAsia="Times New Roman" w:hAnsi="Consolas" w:cs="Times New Roman"/>
+                <w:color w:val="008000"/>
+                <w:kern w:val="0"/>
+                <w:sz w:val="21"/>
+                <w:szCs w:val="21"/>
+                <w14:ligatures w14:val="none"/>
+              </w:rPr>
+              <w:t>-- Chạy dòng này trước để cho phép tạo User không cần tiền tố C##</w:t>
+            </w:r>
+          </w:p>
+          <w:p>
+            <w:pPr>
+              <w:shd w:val="clear" w:color="auto" w:fill="FFFFFF"/>
+              <w:spacing w:line="285" w:lineRule="atLeast"/>
+              <w:jc w:val="left"/>
+              <w:rPr>
+                <w:rFonts w:ascii="Consolas" w:eastAsia="Times New Roman" w:hAnsi="Consolas" w:cs="Times New Roman"/>
+                <w:color w:val="000000"/>
+                <w:kern w:val="0"/>
+                <w:sz w:val="21"/>
+                <w:szCs w:val="21"/>
+                <w14:ligatures w14:val="none"/>
+              </w:rPr>
+            </w:pPr>
+            <w:r>
+              <w:rPr>
+                <w:rFonts w:ascii="Consolas" w:eastAsia="Times New Roman" w:hAnsi="Consolas" w:cs="Times New Roman"/>
+                <w:color w:val="0000FF"/>
+                <w:kern w:val="0"/>
+                <w:sz w:val="21"/>
+                <w:szCs w:val="21"/>
+                <w14:ligatures w14:val="none"/>
+              </w:rPr>
+              <w:t>ALTER</w:t>
+            </w:r>
+            <w:r>
+              <w:rPr>
+                <w:rFonts w:ascii="Consolas" w:eastAsia="Times New Roman" w:hAnsi="Consolas" w:cs="Times New Roman"/>
+                <w:color w:val="000000"/>
+                <w:kern w:val="0"/>
+                <w:sz w:val="21"/>
+                <w:szCs w:val="21"/>
+                <w14:ligatures w14:val="none"/>
+              </w:rPr>
+              <w:t xml:space="preserve"> </w:t>
+            </w:r>
+            <w:r>
+              <w:rPr>
+                <w:rFonts w:ascii="Consolas" w:eastAsia="Times New Roman" w:hAnsi="Consolas" w:cs="Times New Roman"/>
+                <w:color w:val="0000FF"/>
+                <w:kern w:val="0"/>
+                <w:sz w:val="21"/>
+                <w:szCs w:val="21"/>
+                <w14:ligatures w14:val="none"/>
+              </w:rPr>
+              <w:t>SESSION</w:t>
+            </w:r>
+            <w:r>
+              <w:rPr>
+                <w:rFonts w:ascii="Consolas" w:eastAsia="Times New Roman" w:hAnsi="Consolas" w:cs="Times New Roman"/>
+                <w:color w:val="000000"/>
+                <w:kern w:val="0"/>
+                <w:sz w:val="21"/>
+                <w:szCs w:val="21"/>
+                <w14:ligatures w14:val="none"/>
+              </w:rPr>
+              <w:t xml:space="preserve"> </w:t>
+            </w:r>
+            <w:r>
+              <w:rPr>
+                <w:rFonts w:ascii="Consolas" w:eastAsia="Times New Roman" w:hAnsi="Consolas" w:cs="Times New Roman"/>
+                <w:color w:val="0000FF"/>
+                <w:kern w:val="0"/>
+                <w:sz w:val="21"/>
+                <w:szCs w:val="21"/>
+                <w14:ligatures w14:val="none"/>
+              </w:rPr>
+              <w:t>SET</w:t>
+            </w:r>
+            <w:r>
+              <w:rPr>
+                <w:rFonts w:ascii="Consolas" w:eastAsia="Times New Roman" w:hAnsi="Consolas" w:cs="Times New Roman"/>
+                <w:color w:val="000000"/>
+                <w:kern w:val="0"/>
+                <w:sz w:val="21"/>
+                <w:szCs w:val="21"/>
+                <w14:ligatures w14:val="none"/>
+              </w:rPr>
+              <w:t xml:space="preserve"> </w:t>
+            </w:r>
+            <w:r>
+              <w:rPr>
+                <w:rFonts w:ascii="Consolas" w:eastAsia="Times New Roman" w:hAnsi="Consolas" w:cs="Times New Roman"/>
+                <w:color w:val="A31515"/>
+                <w:kern w:val="0"/>
+                <w:sz w:val="21"/>
+                <w:szCs w:val="21"/>
+                <w14:ligatures w14:val="none"/>
+              </w:rPr>
+              <w:t>"_ORACLE_SCRIPT"</w:t>
+            </w:r>
+            <w:r>
+              <w:rPr>
+                <w:rFonts w:ascii="Consolas" w:eastAsia="Times New Roman" w:hAnsi="Consolas" w:cs="Times New Roman"/>
+                <w:color w:val="000000"/>
+                <w:kern w:val="0"/>
+                <w:sz w:val="21"/>
+                <w:szCs w:val="21"/>
+                <w14:ligatures w14:val="none"/>
+              </w:rPr>
+              <w:t>=true;</w:t>
+            </w:r>
+          </w:p>
+          <w:p/>
+        </w:tc>
+      </w:tr>
+      <w:tr>
+        <w:tc>
+          <w:tcPr>
+            <w:tcW w:w="9350" w:type="dxa"/>
+          </w:tcPr>
+          <w:p>
+            <w:r>
+              <w:t>//</w:t>
+            </w:r>
+          </w:p>
+          <w:p>
+            <w:pPr>
+              <w:shd w:val="clear" w:color="auto" w:fill="FFFFFF"/>
+              <w:spacing w:line="285" w:lineRule="atLeast"/>
+              <w:jc w:val="left"/>
+              <w:rPr>
+                <w:rFonts w:ascii="Consolas" w:eastAsia="Times New Roman" w:hAnsi="Consolas" w:cs="Times New Roman"/>
+                <w:color w:val="000000"/>
+                <w:kern w:val="0"/>
+                <w:sz w:val="21"/>
+                <w:szCs w:val="21"/>
+                <w14:ligatures w14:val="none"/>
+              </w:rPr>
+            </w:pPr>
+            <w:r>
+              <w:rPr>
+                <w:rFonts w:ascii="Consolas" w:eastAsia="Times New Roman" w:hAnsi="Consolas" w:cs="Times New Roman"/>
+                <w:color w:val="008000"/>
+                <w:kern w:val="0"/>
+                <w:sz w:val="21"/>
+                <w:szCs w:val="21"/>
+                <w14:ligatures w14:val="none"/>
+              </w:rPr>
+              <w:t>-- 1. Tạo user</w:t>
+            </w:r>
+          </w:p>
+          <w:p>
+            <w:pPr>
+              <w:shd w:val="clear" w:color="auto" w:fill="FFFFFF"/>
+              <w:spacing w:line="285" w:lineRule="atLeast"/>
+              <w:jc w:val="left"/>
+              <w:rPr>
+                <w:rFonts w:ascii="Consolas" w:eastAsia="Times New Roman" w:hAnsi="Consolas" w:cs="Times New Roman"/>
+                <w:color w:val="000000"/>
+                <w:kern w:val="0"/>
+                <w:sz w:val="21"/>
+                <w:szCs w:val="21"/>
+                <w14:ligatures w14:val="none"/>
+              </w:rPr>
+            </w:pPr>
+            <w:r>
+              <w:rPr>
+                <w:rFonts w:ascii="Consolas" w:eastAsia="Times New Roman" w:hAnsi="Consolas" w:cs="Times New Roman"/>
+                <w:color w:val="0000FF"/>
+                <w:kern w:val="0"/>
+                <w:sz w:val="21"/>
+                <w:szCs w:val="21"/>
+                <w14:ligatures w14:val="none"/>
+              </w:rPr>
+              <w:t>CREATE</w:t>
+            </w:r>
+            <w:r>
+              <w:rPr>
+                <w:rFonts w:ascii="Consolas" w:eastAsia="Times New Roman" w:hAnsi="Consolas" w:cs="Times New Roman"/>
+                <w:color w:val="000000"/>
+                <w:kern w:val="0"/>
+                <w:sz w:val="21"/>
+                <w:szCs w:val="21"/>
+                <w14:ligatures w14:val="none"/>
+              </w:rPr>
+              <w:t xml:space="preserve"> </w:t>
+            </w:r>
+            <w:r>
+              <w:rPr>
+                <w:rFonts w:ascii="Consolas" w:eastAsia="Times New Roman" w:hAnsi="Consolas" w:cs="Times New Roman"/>
+                <w:color w:val="0000FF"/>
+                <w:kern w:val="0"/>
+                <w:sz w:val="21"/>
+                <w:szCs w:val="21"/>
+                <w14:ligatures w14:val="none"/>
+              </w:rPr>
+              <w:t>USER</w:t>
+            </w:r>
+            <w:r>
+              <w:rPr>
+                <w:rFonts w:ascii="Consolas" w:eastAsia="Times New Roman" w:hAnsi="Consolas" w:cs="Times New Roman"/>
+                <w:color w:val="000000"/>
+                <w:kern w:val="0"/>
+                <w:sz w:val="21"/>
+                <w:szCs w:val="21"/>
+                <w14:ligatures w14:val="none"/>
+              </w:rPr>
+              <w:t xml:space="preserve"> </w:t>
+            </w:r>
+            <w:r>
+              <w:rPr>
+                <w:rFonts w:ascii="Consolas" w:eastAsia="Times New Roman" w:hAnsi="Consolas" w:cs="Times New Roman"/>
+                <w:color w:val="795E26"/>
+                <w:kern w:val="0"/>
+                <w:sz w:val="21"/>
+                <w:szCs w:val="21"/>
+                <w14:ligatures w14:val="none"/>
+              </w:rPr>
+              <w:t>app_user_oracle_db</w:t>
+            </w:r>
+            <w:r>
+              <w:rPr>
+                <w:rFonts w:ascii="Consolas" w:eastAsia="Times New Roman" w:hAnsi="Consolas" w:cs="Times New Roman"/>
+                <w:color w:val="000000"/>
+                <w:kern w:val="0"/>
+                <w:sz w:val="21"/>
+                <w:szCs w:val="21"/>
+                <w14:ligatures w14:val="none"/>
+              </w:rPr>
+              <w:t xml:space="preserve"> IDENTIFIED </w:t>
+            </w:r>
+            <w:r>
+              <w:rPr>
+                <w:rFonts w:ascii="Consolas" w:eastAsia="Times New Roman" w:hAnsi="Consolas" w:cs="Times New Roman"/>
+                <w:color w:val="0000FF"/>
+                <w:kern w:val="0"/>
+                <w:sz w:val="21"/>
+                <w:szCs w:val="21"/>
+                <w14:ligatures w14:val="none"/>
+              </w:rPr>
+              <w:t>BY</w:t>
+            </w:r>
+            <w:r>
+              <w:rPr>
+                <w:rFonts w:ascii="Consolas" w:eastAsia="Times New Roman" w:hAnsi="Consolas" w:cs="Times New Roman"/>
+                <w:color w:val="000000"/>
+                <w:kern w:val="0"/>
+                <w:sz w:val="21"/>
+                <w:szCs w:val="21"/>
+                <w14:ligatures w14:val="none"/>
+              </w:rPr>
+              <w:t xml:space="preserve"> </w:t>
+            </w:r>
+            <w:r>
+              <w:rPr>
+                <w:rFonts w:ascii="Consolas" w:eastAsia="Times New Roman" w:hAnsi="Consolas" w:cs="Times New Roman"/>
+                <w:color w:val="098658"/>
+                <w:kern w:val="0"/>
+                <w:sz w:val="21"/>
+                <w:szCs w:val="21"/>
+                <w14:ligatures w14:val="none"/>
+              </w:rPr>
+              <w:t>1234</w:t>
+            </w:r>
+            <w:r>
+              <w:rPr>
+                <w:rFonts w:ascii="Consolas" w:eastAsia="Times New Roman" w:hAnsi="Consolas" w:cs="Times New Roman"/>
+                <w:color w:val="000000"/>
+                <w:kern w:val="0"/>
+                <w:sz w:val="21"/>
+                <w:szCs w:val="21"/>
+                <w14:ligatures w14:val="none"/>
+              </w:rPr>
+              <w:t>;</w:t>
+            </w:r>
+          </w:p>
+          <w:p/>
+        </w:tc>
+      </w:tr>
+      <w:tr>
+        <w:tc>
+          <w:tcPr>
+            <w:tcW w:w="9350" w:type="dxa"/>
+          </w:tcPr>
+          <w:p>
+            <w:r>
+              <w:t>//</w:t>
+            </w:r>
+          </w:p>
+          <w:p>
+            <w:pPr>
+              <w:shd w:val="clear" w:color="auto" w:fill="FFFFFF"/>
+              <w:spacing w:line="285" w:lineRule="atLeast"/>
+              <w:jc w:val="left"/>
+              <w:rPr>
+                <w:rFonts w:ascii="Consolas" w:eastAsia="Times New Roman" w:hAnsi="Consolas" w:cs="Times New Roman"/>
+                <w:color w:val="000000"/>
+                <w:kern w:val="0"/>
+                <w:sz w:val="21"/>
+                <w:szCs w:val="21"/>
+                <w14:ligatures w14:val="none"/>
+              </w:rPr>
+            </w:pPr>
+            <w:r>
+              <w:rPr>
+                <w:rFonts w:ascii="Consolas" w:eastAsia="Times New Roman" w:hAnsi="Consolas" w:cs="Times New Roman"/>
+                <w:color w:val="008000"/>
+                <w:kern w:val="0"/>
+                <w:sz w:val="21"/>
+                <w:szCs w:val="21"/>
+                <w14:ligatures w14:val="none"/>
+              </w:rPr>
+              <w:t xml:space="preserve">-- 2. Cấp quyền </w:t>
+            </w:r>
+          </w:p>
+          <w:p>
+            <w:pPr>
+              <w:shd w:val="clear" w:color="auto" w:fill="FFFFFF"/>
+              <w:spacing w:line="285" w:lineRule="atLeast"/>
+              <w:jc w:val="left"/>
+              <w:rPr>
+                <w:rFonts w:ascii="Consolas" w:eastAsia="Times New Roman" w:hAnsi="Consolas" w:cs="Times New Roman"/>
+                <w:color w:val="000000"/>
+                <w:kern w:val="0"/>
+                <w:sz w:val="21"/>
+                <w:szCs w:val="21"/>
+                <w14:ligatures w14:val="none"/>
+              </w:rPr>
+            </w:pPr>
+            <w:r>
+              <w:rPr>
+                <w:rFonts w:ascii="Consolas" w:eastAsia="Times New Roman" w:hAnsi="Consolas" w:cs="Times New Roman"/>
+                <w:color w:val="0000FF"/>
+                <w:kern w:val="0"/>
+                <w:sz w:val="21"/>
+                <w:szCs w:val="21"/>
+                <w14:ligatures w14:val="none"/>
+              </w:rPr>
+              <w:t>GRANT</w:t>
+            </w:r>
+            <w:r>
+              <w:rPr>
+                <w:rFonts w:ascii="Consolas" w:eastAsia="Times New Roman" w:hAnsi="Consolas" w:cs="Times New Roman"/>
+                <w:color w:val="000000"/>
+                <w:kern w:val="0"/>
+                <w:sz w:val="21"/>
+                <w:szCs w:val="21"/>
+                <w14:ligatures w14:val="none"/>
+              </w:rPr>
+              <w:t xml:space="preserve"> </w:t>
+            </w:r>
+            <w:r>
+              <w:rPr>
+                <w:rFonts w:ascii="Consolas" w:eastAsia="Times New Roman" w:hAnsi="Consolas" w:cs="Times New Roman"/>
+                <w:color w:val="0000FF"/>
+                <w:kern w:val="0"/>
+                <w:sz w:val="21"/>
+                <w:szCs w:val="21"/>
+                <w14:ligatures w14:val="none"/>
+              </w:rPr>
+              <w:t>CONNECT</w:t>
+            </w:r>
+            <w:r>
+              <w:rPr>
+                <w:rFonts w:ascii="Consolas" w:eastAsia="Times New Roman" w:hAnsi="Consolas" w:cs="Times New Roman"/>
+                <w:color w:val="000000"/>
+                <w:kern w:val="0"/>
+                <w:sz w:val="21"/>
+                <w:szCs w:val="21"/>
+                <w14:ligatures w14:val="none"/>
+              </w:rPr>
+              <w:t xml:space="preserve">, </w:t>
+            </w:r>
+            <w:r>
+              <w:rPr>
+                <w:rFonts w:ascii="Consolas" w:eastAsia="Times New Roman" w:hAnsi="Consolas" w:cs="Times New Roman"/>
+                <w:color w:val="0000FF"/>
+                <w:kern w:val="0"/>
+                <w:sz w:val="21"/>
+                <w:szCs w:val="21"/>
+                <w14:ligatures w14:val="none"/>
+              </w:rPr>
+              <w:t>RESOURCE</w:t>
+            </w:r>
+            <w:r>
+              <w:rPr>
+                <w:rFonts w:ascii="Consolas" w:eastAsia="Times New Roman" w:hAnsi="Consolas" w:cs="Times New Roman"/>
+                <w:color w:val="000000"/>
+                <w:kern w:val="0"/>
+                <w:sz w:val="21"/>
+                <w:szCs w:val="21"/>
+                <w14:ligatures w14:val="none"/>
+              </w:rPr>
+              <w:t xml:space="preserve">, </w:t>
+            </w:r>
+            <w:r>
+              <w:rPr>
+                <w:rFonts w:ascii="Consolas" w:eastAsia="Times New Roman" w:hAnsi="Consolas" w:cs="Times New Roman"/>
+                <w:color w:val="0000FF"/>
+                <w:kern w:val="0"/>
+                <w:sz w:val="21"/>
+                <w:szCs w:val="21"/>
+                <w14:ligatures w14:val="none"/>
+              </w:rPr>
+              <w:t>UNLIMITED</w:t>
+            </w:r>
+            <w:r>
+              <w:rPr>
+                <w:rFonts w:ascii="Consolas" w:eastAsia="Times New Roman" w:hAnsi="Consolas" w:cs="Times New Roman"/>
+                <w:color w:val="000000"/>
+                <w:kern w:val="0"/>
+                <w:sz w:val="21"/>
+                <w:szCs w:val="21"/>
+                <w14:ligatures w14:val="none"/>
+              </w:rPr>
+              <w:t xml:space="preserve"> TABLESPACE </w:t>
+            </w:r>
+            <w:r>
+              <w:rPr>
+                <w:rFonts w:ascii="Consolas" w:eastAsia="Times New Roman" w:hAnsi="Consolas" w:cs="Times New Roman"/>
+                <w:color w:val="0000FF"/>
+                <w:kern w:val="0"/>
+                <w:sz w:val="21"/>
+                <w:szCs w:val="21"/>
+                <w14:ligatures w14:val="none"/>
+              </w:rPr>
+              <w:t>TO</w:t>
+            </w:r>
+            <w:r>
+              <w:rPr>
+                <w:rFonts w:ascii="Consolas" w:eastAsia="Times New Roman" w:hAnsi="Consolas" w:cs="Times New Roman"/>
+                <w:color w:val="000000"/>
+                <w:kern w:val="0"/>
+                <w:sz w:val="21"/>
+                <w:szCs w:val="21"/>
+                <w14:ligatures w14:val="none"/>
+              </w:rPr>
+              <w:t xml:space="preserve"> app_user_oracle_db;</w:t>
+            </w:r>
+          </w:p>
+          <w:p/>
+        </w:tc>
+      </w:tr>
+    </w:tbl>
+    <w:p/>
+    <w:p>
+      <w:r>
+        <w:t>Một số role của user</w:t>
+      </w:r>
+    </w:p>
+    <w:tbl>
+      <w:tblPr>
+        <w:tblStyle w:val="TableGrid"/>
+        <w:tblW w:w="0" w:type="auto"/>
+        <w:tblLook w:val="04A0" w:firstRow="1" w:lastRow="0" w:firstColumn="1" w:lastColumn="0" w:noHBand="0" w:noVBand="1"/>
+      </w:tblPr>
+      <w:tblGrid>
+        <w:gridCol w:w="4675"/>
+        <w:gridCol w:w="4675"/>
+      </w:tblGrid>
+      <w:tr>
+        <w:tc>
+          <w:tcPr>
+            <w:tcW w:w="4675" w:type="dxa"/>
+          </w:tcPr>
+          <w:p>
+            <w:r>
+              <w:t>Role</w:t>
+            </w:r>
+          </w:p>
+        </w:tc>
+        <w:tc>
+          <w:tcPr>
+            <w:tcW w:w="4675" w:type="dxa"/>
+          </w:tcPr>
+          <w:p>
+            <w:r>
+              <w:t>Ý nghĩa</w:t>
+            </w:r>
+          </w:p>
+        </w:tc>
+      </w:tr>
+      <w:tr>
+        <w:tc>
+          <w:tcPr>
+            <w:tcW w:w="4675" w:type="dxa"/>
+          </w:tcPr>
+          <w:p>
+            <w:r>
+              <w:t>CONNECT</w:t>
+            </w:r>
+          </w:p>
+        </w:tc>
+        <w:tc>
+          <w:tcPr>
+            <w:tcW w:w="4675" w:type="dxa"/>
+          </w:tcPr>
+          <w:p>
+            <w:r>
+              <w:t>Kết nối db</w:t>
+            </w:r>
+          </w:p>
+        </w:tc>
+      </w:tr>
+      <w:tr>
+        <w:tc>
+          <w:tcPr>
+            <w:tcW w:w="4675" w:type="dxa"/>
+          </w:tcPr>
+          <w:p>
+            <w:r>
+              <w:t>RESOURCE</w:t>
+            </w:r>
+          </w:p>
+        </w:tc>
+        <w:tc>
+          <w:tcPr>
+            <w:tcW w:w="4675" w:type="dxa"/>
+          </w:tcPr>
+          <w:p>
+            <w:r>
+              <w:t>Tạo các đối tượng như table, sequence, proceducer,… dùng cho dev</w:t>
+            </w:r>
+          </w:p>
+        </w:tc>
+      </w:tr>
+      <w:tr>
+        <w:tc>
+          <w:tcPr>
+            <w:tcW w:w="4675" w:type="dxa"/>
+          </w:tcPr>
+          <w:p>
+            <w:r>
+              <w:t>DBA</w:t>
+            </w:r>
+          </w:p>
+        </w:tc>
+        <w:tc>
+          <w:tcPr>
+            <w:tcW w:w="4675" w:type="dxa"/>
+          </w:tcPr>
+          <w:p>
+            <w:r>
+              <w:t>Quyền quản trị</w:t>
+            </w:r>
+          </w:p>
+        </w:tc>
+      </w:tr>
+      <w:tr>
+        <w:tc>
+          <w:tcPr>
+            <w:tcW w:w="4675" w:type="dxa"/>
+          </w:tcPr>
+          <w:p>
+            <w:r>
+              <w:t>UNLIMITED</w:t>
+            </w:r>
+          </w:p>
+        </w:tc>
+        <w:tc>
+          <w:tcPr>
+            <w:tcW w:w="4675" w:type="dxa"/>
+          </w:tcPr>
+          <w:p>
+            <w:r>
+              <w:t xml:space="preserve">Không giới hạn lưu trữ </w:t>
+            </w:r>
+          </w:p>
+        </w:tc>
+      </w:tr>
+      <w:tr>
+        <w:tc>
+          <w:tcPr>
+            <w:tcW w:w="4675" w:type="dxa"/>
+          </w:tcPr>
+          <w:p/>
+        </w:tc>
+        <w:tc>
+          <w:tcPr>
+            <w:tcW w:w="4675" w:type="dxa"/>
+          </w:tcPr>
+          <w:p/>
+        </w:tc>
+      </w:tr>
+    </w:tbl>
     <w:p/>
     <w:sectPr>
       <w:footerReference w:type="default" r:id="rId7"/>
@@ -2862,7 +3499,6 @@
   <w:style w:type="character" w:default="1" w:styleId="DefaultParagraphFont">
     <w:name w:val="Default Paragraph Font"/>
     <w:uiPriority w:val="1"/>
-    <w:semiHidden/>
     <w:unhideWhenUsed/>
   </w:style>
   <w:style w:type="table" w:default="1" w:styleId="TableNormal">
